--- a/reports/signals/docx/levanter-signal-monthly-teaser-substack-2026-08.docx
+++ b/reports/signals/docx/levanter-signal-monthly-teaser-substack-2026-08.docx
@@ -9,17 +9,17 @@
     </w:p>
     <w:p>
       <w:r>
-        <w:t>Crypto: 32 of 35 higher, average +28.0 percent. Strongest PUMP +120.1 percent.</w:t>
+        <w:t>Crypto: 32 of 35 higher, average +23.7 percent. Strongest PUMP +96.1 percent.</w:t>
       </w:r>
     </w:p>
     <w:p>
       <w:r>
-        <w:t>For the month ahead the model reads gold, silver, oil, platinum, palladium and 8 others as turbulent and the rest of the board as calm. We score every one of those calls in the next issue.</w:t>
+        <w:t>For the month ahead the model reads gold, silver, oil, platinum, palladium and 7 others as turbulent and the rest of the board as calm. We score every one of those calls in the next issue.</w:t>
       </w:r>
     </w:p>
     <w:p>
       <w:r>
-        <w:t>The thirty-day volatility classifier runs about 73 percent in backtest. Our direction calls run near a coin flip, and we publish that too.</w:t>
+        <w:t>The thirty-day volatility classifier runs about 74 percent in backtest. Our direction calls run near a coin flip, and we publish that too.</w:t>
       </w:r>
     </w:p>
     <w:p>
